--- a/public/resume/cover-letter-general.docx
+++ b/public/resume/cover-letter-general.docx
@@ -33,7 +33,7 @@
         </w:rPr>
         <w:t xml:space="preserve">✉ </w:t>
       </w:r>
-      <w:hyperlink w:history="1" r:id="rIdwqspfjbgm-1svoxcezqvf">
+      <w:hyperlink w:history="1" r:id="rId-0lqisc_hf7wq50dfgtq9">
         <w:r>
           <w:rPr>
             <w:rFonts w:ascii="Calibri" w:cs="Calibri" w:eastAsia="Calibri" w:hAnsi="Calibri"/>
@@ -63,7 +63,7 @@
         </w:rPr>
         <w:t xml:space="preserve">• </w:t>
       </w:r>
-      <w:hyperlink w:history="1" r:id="rIdwxwu6t6v15oou2tuqnuts">
+      <w:hyperlink w:history="1" r:id="rIdd9tgcxzutvx3ogg8zprlr">
         <w:r>
           <w:rPr>
             <w:rFonts w:ascii="Calibri" w:cs="Calibri" w:eastAsia="Calibri" w:hAnsi="Calibri"/>
@@ -93,7 +93,7 @@
         </w:rPr>
         <w:t xml:space="preserve">⁠in </w:t>
       </w:r>
-      <w:hyperlink w:history="1" r:id="rIdeipze_ym9oghbhrvdjcvp">
+      <w:hyperlink w:history="1" r:id="rIdbs3texal-ly3ge8nqbcwh">
         <w:r>
           <w:rPr>
             <w:rFonts w:ascii="Calibri" w:cs="Calibri" w:eastAsia="Calibri" w:hAnsi="Calibri"/>
@@ -123,7 +123,7 @@
         </w:rPr>
         <w:t xml:space="preserve">◔ </w:t>
       </w:r>
-      <w:hyperlink w:history="1" r:id="rId2rtxrw-w7hc4xkdm8hk7p">
+      <w:hyperlink w:history="1" r:id="rIdyuvgi1fc_kbctoigztso4">
         <w:r>
           <w:rPr>
             <w:rFonts w:ascii="Calibri" w:cs="Calibri" w:eastAsia="Calibri" w:hAnsi="Calibri"/>

--- a/public/resume/cover-letter-general.docx
+++ b/public/resume/cover-letter-general.docx
@@ -33,7 +33,7 @@
         </w:rPr>
         <w:t xml:space="preserve">✉ </w:t>
       </w:r>
-      <w:hyperlink w:history="1" r:id="rId-0lqisc_hf7wq50dfgtq9">
+      <w:hyperlink w:history="1" r:id="rIdftz27jhbiv0jr_dlamb5k">
         <w:r>
           <w:rPr>
             <w:rFonts w:ascii="Calibri" w:cs="Calibri" w:eastAsia="Calibri" w:hAnsi="Calibri"/>
@@ -63,7 +63,7 @@
         </w:rPr>
         <w:t xml:space="preserve">• </w:t>
       </w:r>
-      <w:hyperlink w:history="1" r:id="rIdd9tgcxzutvx3ogg8zprlr">
+      <w:hyperlink w:history="1" r:id="rIdegtvc67f3fgo00zrvdkd-">
         <w:r>
           <w:rPr>
             <w:rFonts w:ascii="Calibri" w:cs="Calibri" w:eastAsia="Calibri" w:hAnsi="Calibri"/>
@@ -93,7 +93,7 @@
         </w:rPr>
         <w:t xml:space="preserve">⁠in </w:t>
       </w:r>
-      <w:hyperlink w:history="1" r:id="rIdbs3texal-ly3ge8nqbcwh">
+      <w:hyperlink w:history="1" r:id="rIdtsdctu_rrn_nxyxm0jc_h">
         <w:r>
           <w:rPr>
             <w:rFonts w:ascii="Calibri" w:cs="Calibri" w:eastAsia="Calibri" w:hAnsi="Calibri"/>
@@ -123,7 +123,7 @@
         </w:rPr>
         <w:t xml:space="preserve">◔ </w:t>
       </w:r>
-      <w:hyperlink w:history="1" r:id="rIdyuvgi1fc_kbctoigztso4">
+      <w:hyperlink w:history="1" r:id="rIdgjx70ezyob5sijbenhiy1">
         <w:r>
           <w:rPr>
             <w:rFonts w:ascii="Calibri" w:cs="Calibri" w:eastAsia="Calibri" w:hAnsi="Calibri"/>
@@ -292,7 +292,7 @@
           <w:sz w:val="22"/>
           <w:szCs w:val="22"/>
         </w:rPr>
-        <w:t xml:space="preserve">. As an Electronic Engineering and Computer Science student at Aston University (Predicted First Class) and Top 40 Finalist in the Black Heritage Undergraduate of the Year Award 2026, I build things end to end, from bare-metal firmware on microcontrollers through to full-stack web applications, CI/CD pipelines and hardware PCB design, and I have shipped every project I have started.
+        <w:t xml:space="preserve">. As an Electronic Engineering and Computer Science student at Aston University (Predicted First Class) and Top 40 Finalist in the Black Heritage Undergraduate of the Year Award 2026, I build things end to end, from bare-metal firmware on microcontrollers through to full-stack web applications, CI/CD pipelines and hardware PCB design and I have shipped every project I have started.
     </w:t>
       </w:r>
     </w:p>
@@ -308,7 +308,7 @@
           <w:szCs w:val="22"/>
         </w:rPr>
         <w:t xml:space="preserve">
-        My range of project work demonstrates that breadth. At the software end, my personal portfolio dashboard (Next.js 16, Supabase, Cloudflare Workers) integrates 30+ live data sources: PS5 and Discord real-time presence, Spotify now-playing, WakaTime coding activity, blog analytics and automated CV generation via GitHub Actions. At the hardware end, I built PHAEMOS, an IoT predictive maintenance platform with ESP32, STM32, Arduino Nano and Raspberry Pi Pico 2W hardware nodes running firmware I wrote from scratch; the backend applies Isolation Forest anomaly detection to 18 real-time sensor streams at sub-200ms latency. In between: a 4x4x4 NeoPixel LED cube with adaptive brightness, a two-stage audio amplifier with a custom PCB verified against a 281mW output target, a CNC control system with a hardware E-Stop interrupt and a watchdog timer, and avr-zac (1,200 lines of bare-metal ATmega644P C with no libraries and no OS). I am also the author of git-unlocked, a 217-topic MIT-licensed Git curriculum published as a citable research artefact with a permanent DOI on Zenodo, and my dotfiles project brings consistent tooling (Starship, nvm, accessibility-first colour scheme) across macOS, Windows and Linux. I am drawn to </w:t>
+        My range of project work demonstrates that breadth. At the software end, my personal portfolio dashboard (Next.js 16, Supabase, Cloudflare Workers) integrates 30+ live data sources: PS5 and Discord real-time presence, Spotify now-playing, WakaTime coding activity, blog analytics and automated CV generation via GitHub Actions. At the hardware end, I built PHAEMOS, an IoT predictive maintenance platform with ESP32, STM32, Arduino Nano and Raspberry Pi Pico 2W hardware nodes running firmware I wrote from scratch; the backend applies Isolation Forest anomaly detection to 18 real-time sensor streams at sub-200ms latency. In between: a 4x4x4 NeoPixel LED cube with adaptive brightness, a two-stage audio amplifier with a custom PCB verified against a 281mW output target, a CNC control system with a hardware E-Stop interrupt and a watchdog timer and avr-zac (1,200 lines of bare-metal ATmega644P C with no libraries and no OS). I am also the author of git-unlocked, a 217-topic MIT-licensed Git curriculum published as a citable research artefact with a permanent DOI on Zenodo and my dotfiles project brings consistent tooling (Starship, nvm, accessibility-first colour scheme) across macOS, Windows and Linux. I am drawn to </w:t>
       </w:r>
       <w:r>
         <w:rPr>
@@ -430,7 +430,7 @@
           <w:sz w:val="22"/>
           <w:szCs w:val="22"/>
         </w:rPr>
-        <w:t xml:space="preserve"> is the kind of environment where I would grow fastest, and I am the kind of person who leaves systems better than I found them.
+        <w:t xml:space="preserve"> is the kind of environment where I would grow fastest and I am the kind of person who leaves systems better than I found them.
     </w:t>
       </w:r>
     </w:p>

--- a/public/resume/cover-letter-general.docx
+++ b/public/resume/cover-letter-general.docx
@@ -33,7 +33,7 @@
         </w:rPr>
         <w:t xml:space="preserve">✉ </w:t>
       </w:r>
-      <w:hyperlink w:history="1" r:id="rId-0lqisc_hf7wq50dfgtq9">
+      <w:hyperlink w:history="1" r:id="rIdid7yvkjvv2zjyglmgifec">
         <w:r>
           <w:rPr>
             <w:rFonts w:ascii="Calibri" w:cs="Calibri" w:eastAsia="Calibri" w:hAnsi="Calibri"/>
@@ -63,7 +63,7 @@
         </w:rPr>
         <w:t xml:space="preserve">• </w:t>
       </w:r>
-      <w:hyperlink w:history="1" r:id="rIdd9tgcxzutvx3ogg8zprlr">
+      <w:hyperlink w:history="1" r:id="rId1zbny0fbdombqub9mkpt8">
         <w:r>
           <w:rPr>
             <w:rFonts w:ascii="Calibri" w:cs="Calibri" w:eastAsia="Calibri" w:hAnsi="Calibri"/>
@@ -93,7 +93,7 @@
         </w:rPr>
         <w:t xml:space="preserve">⁠in </w:t>
       </w:r>
-      <w:hyperlink w:history="1" r:id="rIdbs3texal-ly3ge8nqbcwh">
+      <w:hyperlink w:history="1" r:id="rIdi00lb-iqdyyxfp06zl4iz">
         <w:r>
           <w:rPr>
             <w:rFonts w:ascii="Calibri" w:cs="Calibri" w:eastAsia="Calibri" w:hAnsi="Calibri"/>
@@ -123,7 +123,7 @@
         </w:rPr>
         <w:t xml:space="preserve">◔ </w:t>
       </w:r>
-      <w:hyperlink w:history="1" r:id="rIdyuvgi1fc_kbctoigztso4">
+      <w:hyperlink w:history="1" r:id="rIdzjymcirex1_fceeuuho--">
         <w:r>
           <w:rPr>
             <w:rFonts w:ascii="Calibri" w:cs="Calibri" w:eastAsia="Calibri" w:hAnsi="Calibri"/>
@@ -292,7 +292,7 @@
           <w:sz w:val="22"/>
           <w:szCs w:val="22"/>
         </w:rPr>
-        <w:t xml:space="preserve">. As an Electronic Engineering and Computer Science student at Aston University (Predicted First Class) and Top 40 Finalist in the Black Heritage Undergraduate of the Year Award 2026, I build things end to end, from bare-metal firmware on microcontrollers through to full-stack web applications, CI/CD pipelines and hardware PCB design, and I have shipped every project I have started.
+        <w:t xml:space="preserve">. As an Electronic Engineering and Computer Science student at Aston University (Predicted First Class) and Top 40 Finalist in the Black Heritage Undergraduate of the Year Award 2026, I build things end to end, from bare-metal firmware on microcontrollers through to full-stack web applications, CI/CD pipelines and hardware PCB design and I have shipped every project I have started.
     </w:t>
       </w:r>
     </w:p>
@@ -308,7 +308,7 @@
           <w:szCs w:val="22"/>
         </w:rPr>
         <w:t xml:space="preserve">
-        My range of project work demonstrates that breadth. At the software end, my personal portfolio dashboard (Next.js 16, Supabase, Cloudflare Workers) integrates 30+ live data sources: PS5 and Discord real-time presence, Spotify now-playing, WakaTime coding activity, blog analytics and automated CV generation via GitHub Actions. At the hardware end, I built PHAEMOS, an IoT predictive maintenance platform with ESP32, STM32, Arduino Nano and Raspberry Pi Pico 2W hardware nodes running firmware I wrote from scratch; the backend applies Isolation Forest anomaly detection to 18 real-time sensor streams at sub-200ms latency. In between: a 4x4x4 NeoPixel LED cube with adaptive brightness, a two-stage audio amplifier with a custom PCB verified against a 281mW output target, a CNC control system with a hardware E-Stop interrupt and a watchdog timer, and avr-zac (1,200 lines of bare-metal ATmega644P C with no libraries and no OS). I am also the author of git-unlocked, a 217-topic MIT-licensed Git curriculum published as a citable research artefact with a permanent DOI on Zenodo, and my dotfiles project brings consistent tooling (Starship, nvm, accessibility-first colour scheme) across macOS, Windows and Linux. I am drawn to </w:t>
+        My range of project work demonstrates that breadth. At the software end, my personal portfolio dashboard (Next.js 16, Supabase, Cloudflare Workers) integrates 30+ live data sources: PS5 and Discord real-time presence, Spotify now-playing, WakaTime coding activity, blog analytics and automated CV generation via GitHub Actions. At the hardware end, I built PHAEMOS, an IoT predictive maintenance platform with ESP32, STM32, Arduino Nano and Raspberry Pi Pico 2W hardware nodes running firmware I wrote from scratch; the backend applies Isolation Forest anomaly detection to 18 real-time sensor streams at sub-200ms latency. In between: a 4x4x4 NeoPixel LED cube with adaptive brightness, a two-stage audio amplifier with a custom PCB verified against a 281mW output target, a CNC control system with a hardware E-Stop interrupt and a watchdog timer and avr-zac (1,200 lines of bare-metal ATmega644P C with no libraries and no OS). I am also the author of git-unlocked, a 217-topic MIT-licensed Git curriculum published as a citable research artefact with a permanent DOI on Zenodo and my dotfiles project brings consistent tooling (Starship, nvm, accessibility-first colour scheme) across macOS, Windows and Linux. I am drawn to </w:t>
       </w:r>
       <w:r>
         <w:rPr>
@@ -430,7 +430,7 @@
           <w:sz w:val="22"/>
           <w:szCs w:val="22"/>
         </w:rPr>
-        <w:t xml:space="preserve"> is the kind of environment where I would grow fastest, and I am the kind of person who leaves systems better than I found them.
+        <w:t xml:space="preserve"> is the kind of environment where I would grow fastest and I am the kind of person who leaves systems better than I found them.
     </w:t>
       </w:r>
     </w:p>

--- a/public/resume/cover-letter-general.docx
+++ b/public/resume/cover-letter-general.docx
@@ -33,7 +33,7 @@
         </w:rPr>
         <w:t xml:space="preserve">✉ </w:t>
       </w:r>
-      <w:hyperlink w:history="1" r:id="rIdftz27jhbiv0jr_dlamb5k">
+      <w:hyperlink w:history="1" r:id="rId0hnhxsd58fgjenjx6n9mq">
         <w:r>
           <w:rPr>
             <w:rFonts w:ascii="Calibri" w:cs="Calibri" w:eastAsia="Calibri" w:hAnsi="Calibri"/>
@@ -63,7 +63,7 @@
         </w:rPr>
         <w:t xml:space="preserve">• </w:t>
       </w:r>
-      <w:hyperlink w:history="1" r:id="rIdegtvc67f3fgo00zrvdkd-">
+      <w:hyperlink w:history="1" r:id="rIdv-oupnpxxcspnqrore5wv">
         <w:r>
           <w:rPr>
             <w:rFonts w:ascii="Calibri" w:cs="Calibri" w:eastAsia="Calibri" w:hAnsi="Calibri"/>
@@ -93,7 +93,7 @@
         </w:rPr>
         <w:t xml:space="preserve">⁠in </w:t>
       </w:r>
-      <w:hyperlink w:history="1" r:id="rIdtsdctu_rrn_nxyxm0jc_h">
+      <w:hyperlink w:history="1" r:id="rIdzluhmpgfgm5qhv2iuok8p">
         <w:r>
           <w:rPr>
             <w:rFonts w:ascii="Calibri" w:cs="Calibri" w:eastAsia="Calibri" w:hAnsi="Calibri"/>
@@ -123,7 +123,7 @@
         </w:rPr>
         <w:t xml:space="preserve">◔ </w:t>
       </w:r>
-      <w:hyperlink w:history="1" r:id="rIdgjx70ezyob5sijbenhiy1">
+      <w:hyperlink w:history="1" r:id="rId1tcrhwhoectqf1xisz6yv">
         <w:r>
           <w:rPr>
             <w:rFonts w:ascii="Calibri" w:cs="Calibri" w:eastAsia="Calibri" w:hAnsi="Calibri"/>

--- a/public/resume/cover-letter-general.docx
+++ b/public/resume/cover-letter-general.docx
@@ -33,7 +33,7 @@
         </w:rPr>
         <w:t xml:space="preserve">✉ </w:t>
       </w:r>
-      <w:hyperlink w:history="1" r:id="rId0hnhxsd58fgjenjx6n9mq">
+      <w:hyperlink w:history="1" r:id="rIdwpkwvef4rursztvkb9pst">
         <w:r>
           <w:rPr>
             <w:rFonts w:ascii="Calibri" w:cs="Calibri" w:eastAsia="Calibri" w:hAnsi="Calibri"/>
@@ -63,7 +63,7 @@
         </w:rPr>
         <w:t xml:space="preserve">• </w:t>
       </w:r>
-      <w:hyperlink w:history="1" r:id="rIdv-oupnpxxcspnqrore5wv">
+      <w:hyperlink w:history="1" r:id="rIdhkh2x2vecvqeewx8-ekbj">
         <w:r>
           <w:rPr>
             <w:rFonts w:ascii="Calibri" w:cs="Calibri" w:eastAsia="Calibri" w:hAnsi="Calibri"/>
@@ -93,7 +93,7 @@
         </w:rPr>
         <w:t xml:space="preserve">⁠in </w:t>
       </w:r>
-      <w:hyperlink w:history="1" r:id="rIdzluhmpgfgm5qhv2iuok8p">
+      <w:hyperlink w:history="1" r:id="rId8xhhokl80ux3pwr24gtmj">
         <w:r>
           <w:rPr>
             <w:rFonts w:ascii="Calibri" w:cs="Calibri" w:eastAsia="Calibri" w:hAnsi="Calibri"/>
@@ -123,7 +123,7 @@
         </w:rPr>
         <w:t xml:space="preserve">◔ </w:t>
       </w:r>
-      <w:hyperlink w:history="1" r:id="rId1tcrhwhoectqf1xisz6yv">
+      <w:hyperlink w:history="1" r:id="rId0fyncr5ejlouksbmydxfj">
         <w:r>
           <w:rPr>
             <w:rFonts w:ascii="Calibri" w:cs="Calibri" w:eastAsia="Calibri" w:hAnsi="Calibri"/>

--- a/public/resume/cover-letter-general.docx
+++ b/public/resume/cover-letter-general.docx
@@ -33,7 +33,7 @@
         </w:rPr>
         <w:t xml:space="preserve">✉ </w:t>
       </w:r>
-      <w:hyperlink w:history="1" r:id="rIdwpkwvef4rursztvkb9pst">
+      <w:hyperlink w:history="1" r:id="rIdlxltazoijmbpwkb4moll6">
         <w:r>
           <w:rPr>
             <w:rFonts w:ascii="Calibri" w:cs="Calibri" w:eastAsia="Calibri" w:hAnsi="Calibri"/>
@@ -63,7 +63,7 @@
         </w:rPr>
         <w:t xml:space="preserve">• </w:t>
       </w:r>
-      <w:hyperlink w:history="1" r:id="rIdhkh2x2vecvqeewx8-ekbj">
+      <w:hyperlink w:history="1" r:id="rIddmrq6o5zbblj3j82qwfpn">
         <w:r>
           <w:rPr>
             <w:rFonts w:ascii="Calibri" w:cs="Calibri" w:eastAsia="Calibri" w:hAnsi="Calibri"/>
@@ -93,7 +93,7 @@
         </w:rPr>
         <w:t xml:space="preserve">⁠in </w:t>
       </w:r>
-      <w:hyperlink w:history="1" r:id="rId8xhhokl80ux3pwr24gtmj">
+      <w:hyperlink w:history="1" r:id="rIdzgxw04bfet0ov0kkuti4o">
         <w:r>
           <w:rPr>
             <w:rFonts w:ascii="Calibri" w:cs="Calibri" w:eastAsia="Calibri" w:hAnsi="Calibri"/>
@@ -123,7 +123,7 @@
         </w:rPr>
         <w:t xml:space="preserve">◔ </w:t>
       </w:r>
-      <w:hyperlink w:history="1" r:id="rId0fyncr5ejlouksbmydxfj">
+      <w:hyperlink w:history="1" r:id="rId16edcf6z3n22cxoc1avej">
         <w:r>
           <w:rPr>
             <w:rFonts w:ascii="Calibri" w:cs="Calibri" w:eastAsia="Calibri" w:hAnsi="Calibri"/>

--- a/public/resume/cover-letter-general.docx
+++ b/public/resume/cover-letter-general.docx
@@ -33,7 +33,7 @@
         </w:rPr>
         <w:t xml:space="preserve">✉ </w:t>
       </w:r>
-      <w:hyperlink w:history="1" r:id="rIdlxltazoijmbpwkb4moll6">
+      <w:hyperlink w:history="1" r:id="rIdupxc8kkvxylbfhiuqewza">
         <w:r>
           <w:rPr>
             <w:rFonts w:ascii="Calibri" w:cs="Calibri" w:eastAsia="Calibri" w:hAnsi="Calibri"/>
@@ -63,7 +63,7 @@
         </w:rPr>
         <w:t xml:space="preserve">• </w:t>
       </w:r>
-      <w:hyperlink w:history="1" r:id="rIddmrq6o5zbblj3j82qwfpn">
+      <w:hyperlink w:history="1" r:id="rIdaatyxagmiijwkw0lhcheo">
         <w:r>
           <w:rPr>
             <w:rFonts w:ascii="Calibri" w:cs="Calibri" w:eastAsia="Calibri" w:hAnsi="Calibri"/>
@@ -93,7 +93,7 @@
         </w:rPr>
         <w:t xml:space="preserve">⁠in </w:t>
       </w:r>
-      <w:hyperlink w:history="1" r:id="rIdzgxw04bfet0ov0kkuti4o">
+      <w:hyperlink w:history="1" r:id="rIdvp64kmdut-kzdawxqw-f7">
         <w:r>
           <w:rPr>
             <w:rFonts w:ascii="Calibri" w:cs="Calibri" w:eastAsia="Calibri" w:hAnsi="Calibri"/>
@@ -123,7 +123,7 @@
         </w:rPr>
         <w:t xml:space="preserve">◔ </w:t>
       </w:r>
-      <w:hyperlink w:history="1" r:id="rId16edcf6z3n22cxoc1avej">
+      <w:hyperlink w:history="1" r:id="rIdnkmfvbblaeyvi34shvj4i">
         <w:r>
           <w:rPr>
             <w:rFonts w:ascii="Calibri" w:cs="Calibri" w:eastAsia="Calibri" w:hAnsi="Calibri"/>

--- a/public/resume/cover-letter-general.docx
+++ b/public/resume/cover-letter-general.docx
@@ -33,7 +33,7 @@
         </w:rPr>
         <w:t xml:space="preserve">✉ </w:t>
       </w:r>
-      <w:hyperlink w:history="1" r:id="rIdupxc8kkvxylbfhiuqewza">
+      <w:hyperlink w:history="1" r:id="rIda9t_nan_ytxwyugam8yxa">
         <w:r>
           <w:rPr>
             <w:rFonts w:ascii="Calibri" w:cs="Calibri" w:eastAsia="Calibri" w:hAnsi="Calibri"/>
@@ -63,7 +63,7 @@
         </w:rPr>
         <w:t xml:space="preserve">• </w:t>
       </w:r>
-      <w:hyperlink w:history="1" r:id="rIdaatyxagmiijwkw0lhcheo">
+      <w:hyperlink w:history="1" r:id="rIdgnjybkorx_4rzddm8iff6">
         <w:r>
           <w:rPr>
             <w:rFonts w:ascii="Calibri" w:cs="Calibri" w:eastAsia="Calibri" w:hAnsi="Calibri"/>
@@ -93,7 +93,7 @@
         </w:rPr>
         <w:t xml:space="preserve">⁠in </w:t>
       </w:r>
-      <w:hyperlink w:history="1" r:id="rIdvp64kmdut-kzdawxqw-f7">
+      <w:hyperlink w:history="1" r:id="rIdz0cs2ra7cdvhsuc8wdluf">
         <w:r>
           <w:rPr>
             <w:rFonts w:ascii="Calibri" w:cs="Calibri" w:eastAsia="Calibri" w:hAnsi="Calibri"/>
@@ -123,7 +123,7 @@
         </w:rPr>
         <w:t xml:space="preserve">◔ </w:t>
       </w:r>
-      <w:hyperlink w:history="1" r:id="rIdnkmfvbblaeyvi34shvj4i">
+      <w:hyperlink w:history="1" r:id="rIdcm_5kuiel4lkxctolgcwq">
         <w:r>
           <w:rPr>
             <w:rFonts w:ascii="Calibri" w:cs="Calibri" w:eastAsia="Calibri" w:hAnsi="Calibri"/>

--- a/public/resume/cover-letter-general.docx
+++ b/public/resume/cover-letter-general.docx
@@ -33,7 +33,7 @@
         </w:rPr>
         <w:t xml:space="preserve">✉ </w:t>
       </w:r>
-      <w:hyperlink w:history="1" r:id="rIda9t_nan_ytxwyugam8yxa">
+      <w:hyperlink w:history="1" r:id="rIdy7fbl10jcfpnl7do3-cdd">
         <w:r>
           <w:rPr>
             <w:rFonts w:ascii="Calibri" w:cs="Calibri" w:eastAsia="Calibri" w:hAnsi="Calibri"/>
@@ -63,7 +63,7 @@
         </w:rPr>
         <w:t xml:space="preserve">• </w:t>
       </w:r>
-      <w:hyperlink w:history="1" r:id="rIdgnjybkorx_4rzddm8iff6">
+      <w:hyperlink w:history="1" r:id="rId0sy0rw9bixj0daf2k3t0y">
         <w:r>
           <w:rPr>
             <w:rFonts w:ascii="Calibri" w:cs="Calibri" w:eastAsia="Calibri" w:hAnsi="Calibri"/>
@@ -93,7 +93,7 @@
         </w:rPr>
         <w:t xml:space="preserve">⁠in </w:t>
       </w:r>
-      <w:hyperlink w:history="1" r:id="rIdz0cs2ra7cdvhsuc8wdluf">
+      <w:hyperlink w:history="1" r:id="rId9jkvzlm_0mlzgs1u5ddcd">
         <w:r>
           <w:rPr>
             <w:rFonts w:ascii="Calibri" w:cs="Calibri" w:eastAsia="Calibri" w:hAnsi="Calibri"/>
@@ -123,7 +123,7 @@
         </w:rPr>
         <w:t xml:space="preserve">◔ </w:t>
       </w:r>
-      <w:hyperlink w:history="1" r:id="rIdcm_5kuiel4lkxctolgcwq">
+      <w:hyperlink w:history="1" r:id="rIdf8ekrmni9c4-q8-kkxhkb">
         <w:r>
           <w:rPr>
             <w:rFonts w:ascii="Calibri" w:cs="Calibri" w:eastAsia="Calibri" w:hAnsi="Calibri"/>

--- a/public/resume/cover-letter-general.docx
+++ b/public/resume/cover-letter-general.docx
@@ -33,7 +33,7 @@
         </w:rPr>
         <w:t xml:space="preserve">✉ </w:t>
       </w:r>
-      <w:hyperlink w:history="1" r:id="rIdy7fbl10jcfpnl7do3-cdd">
+      <w:hyperlink w:history="1" r:id="rId5vcsltk7z35szpuvr1r1z">
         <w:r>
           <w:rPr>
             <w:rFonts w:ascii="Calibri" w:cs="Calibri" w:eastAsia="Calibri" w:hAnsi="Calibri"/>
@@ -63,7 +63,7 @@
         </w:rPr>
         <w:t xml:space="preserve">• </w:t>
       </w:r>
-      <w:hyperlink w:history="1" r:id="rId0sy0rw9bixj0daf2k3t0y">
+      <w:hyperlink w:history="1" r:id="rIdgpegtpd80oknmfzpbakko">
         <w:r>
           <w:rPr>
             <w:rFonts w:ascii="Calibri" w:cs="Calibri" w:eastAsia="Calibri" w:hAnsi="Calibri"/>
@@ -93,7 +93,7 @@
         </w:rPr>
         <w:t xml:space="preserve">⁠in </w:t>
       </w:r>
-      <w:hyperlink w:history="1" r:id="rId9jkvzlm_0mlzgs1u5ddcd">
+      <w:hyperlink w:history="1" r:id="rId2bnocxbombwzda80h2_vq">
         <w:r>
           <w:rPr>
             <w:rFonts w:ascii="Calibri" w:cs="Calibri" w:eastAsia="Calibri" w:hAnsi="Calibri"/>
@@ -123,7 +123,7 @@
         </w:rPr>
         <w:t xml:space="preserve">◔ </w:t>
       </w:r>
-      <w:hyperlink w:history="1" r:id="rIdf8ekrmni9c4-q8-kkxhkb">
+      <w:hyperlink w:history="1" r:id="rIdhzfrqqhuj56vtrutxxjvu">
         <w:r>
           <w:rPr>
             <w:rFonts w:ascii="Calibri" w:cs="Calibri" w:eastAsia="Calibri" w:hAnsi="Calibri"/>

--- a/public/resume/cover-letter-general.docx
+++ b/public/resume/cover-letter-general.docx
@@ -33,7 +33,7 @@
         </w:rPr>
         <w:t xml:space="preserve">✉ </w:t>
       </w:r>
-      <w:hyperlink w:history="1" r:id="rId5vcsltk7z35szpuvr1r1z">
+      <w:hyperlink w:history="1" r:id="rId-mycqmnhmkq6rgk-dbc_w">
         <w:r>
           <w:rPr>
             <w:rFonts w:ascii="Calibri" w:cs="Calibri" w:eastAsia="Calibri" w:hAnsi="Calibri"/>
@@ -63,7 +63,7 @@
         </w:rPr>
         <w:t xml:space="preserve">• </w:t>
       </w:r>
-      <w:hyperlink w:history="1" r:id="rIdgpegtpd80oknmfzpbakko">
+      <w:hyperlink w:history="1" r:id="rIde0mdabnyqvm2eie_rvzeo">
         <w:r>
           <w:rPr>
             <w:rFonts w:ascii="Calibri" w:cs="Calibri" w:eastAsia="Calibri" w:hAnsi="Calibri"/>
@@ -93,7 +93,7 @@
         </w:rPr>
         <w:t xml:space="preserve">⁠in </w:t>
       </w:r>
-      <w:hyperlink w:history="1" r:id="rId2bnocxbombwzda80h2_vq">
+      <w:hyperlink w:history="1" r:id="rIdruhqdqrnefoxe-vki9t1m">
         <w:r>
           <w:rPr>
             <w:rFonts w:ascii="Calibri" w:cs="Calibri" w:eastAsia="Calibri" w:hAnsi="Calibri"/>
@@ -123,7 +123,7 @@
         </w:rPr>
         <w:t xml:space="preserve">◔ </w:t>
       </w:r>
-      <w:hyperlink w:history="1" r:id="rIdhzfrqqhuj56vtrutxxjvu">
+      <w:hyperlink w:history="1" r:id="rIdf39yz8dn3qkterv7zyfro">
         <w:r>
           <w:rPr>
             <w:rFonts w:ascii="Calibri" w:cs="Calibri" w:eastAsia="Calibri" w:hAnsi="Calibri"/>

--- a/public/resume/cover-letter-general.docx
+++ b/public/resume/cover-letter-general.docx
@@ -33,7 +33,7 @@
         </w:rPr>
         <w:t xml:space="preserve">✉ </w:t>
       </w:r>
-      <w:hyperlink w:history="1" r:id="rId-mycqmnhmkq6rgk-dbc_w">
+      <w:hyperlink w:history="1" r:id="rId6aqoyezxxjbqiaesw433m">
         <w:r>
           <w:rPr>
             <w:rFonts w:ascii="Calibri" w:cs="Calibri" w:eastAsia="Calibri" w:hAnsi="Calibri"/>
@@ -63,7 +63,7 @@
         </w:rPr>
         <w:t xml:space="preserve">• </w:t>
       </w:r>
-      <w:hyperlink w:history="1" r:id="rIde0mdabnyqvm2eie_rvzeo">
+      <w:hyperlink w:history="1" r:id="rIdnw2h-xm7ge-wmsxz_znyx">
         <w:r>
           <w:rPr>
             <w:rFonts w:ascii="Calibri" w:cs="Calibri" w:eastAsia="Calibri" w:hAnsi="Calibri"/>
@@ -93,7 +93,7 @@
         </w:rPr>
         <w:t xml:space="preserve">⁠in </w:t>
       </w:r>
-      <w:hyperlink w:history="1" r:id="rIdruhqdqrnefoxe-vki9t1m">
+      <w:hyperlink w:history="1" r:id="rIdpwx0aq8eoyrwkpemvrmm5">
         <w:r>
           <w:rPr>
             <w:rFonts w:ascii="Calibri" w:cs="Calibri" w:eastAsia="Calibri" w:hAnsi="Calibri"/>
@@ -123,7 +123,7 @@
         </w:rPr>
         <w:t xml:space="preserve">◔ </w:t>
       </w:r>
-      <w:hyperlink w:history="1" r:id="rIdf39yz8dn3qkterv7zyfro">
+      <w:hyperlink w:history="1" r:id="rId22jg_4nxr61ulletfqtvl">
         <w:r>
           <w:rPr>
             <w:rFonts w:ascii="Calibri" w:cs="Calibri" w:eastAsia="Calibri" w:hAnsi="Calibri"/>

--- a/public/resume/cover-letter-general.docx
+++ b/public/resume/cover-letter-general.docx
@@ -33,7 +33,7 @@
         </w:rPr>
         <w:t xml:space="preserve">✉ </w:t>
       </w:r>
-      <w:hyperlink w:history="1" r:id="rId6aqoyezxxjbqiaesw433m">
+      <w:hyperlink w:history="1" r:id="rIdtawy0kghe4n4hdwpcy20-">
         <w:r>
           <w:rPr>
             <w:rFonts w:ascii="Calibri" w:cs="Calibri" w:eastAsia="Calibri" w:hAnsi="Calibri"/>
@@ -63,7 +63,7 @@
         </w:rPr>
         <w:t xml:space="preserve">• </w:t>
       </w:r>
-      <w:hyperlink w:history="1" r:id="rIdnw2h-xm7ge-wmsxz_znyx">
+      <w:hyperlink w:history="1" r:id="rIdsitlhdgvyncc1whf8oino">
         <w:r>
           <w:rPr>
             <w:rFonts w:ascii="Calibri" w:cs="Calibri" w:eastAsia="Calibri" w:hAnsi="Calibri"/>
@@ -93,7 +93,7 @@
         </w:rPr>
         <w:t xml:space="preserve">⁠in </w:t>
       </w:r>
-      <w:hyperlink w:history="1" r:id="rIdpwx0aq8eoyrwkpemvrmm5">
+      <w:hyperlink w:history="1" r:id="rIdkgcfpizlwzqjvailfllx0">
         <w:r>
           <w:rPr>
             <w:rFonts w:ascii="Calibri" w:cs="Calibri" w:eastAsia="Calibri" w:hAnsi="Calibri"/>
@@ -123,7 +123,7 @@
         </w:rPr>
         <w:t xml:space="preserve">◔ </w:t>
       </w:r>
-      <w:hyperlink w:history="1" r:id="rId22jg_4nxr61ulletfqtvl">
+      <w:hyperlink w:history="1" r:id="rIdfyhhlbijsiryvdobpsiyf">
         <w:r>
           <w:rPr>
             <w:rFonts w:ascii="Calibri" w:cs="Calibri" w:eastAsia="Calibri" w:hAnsi="Calibri"/>
